--- a/docs/actions/QUICKSTART_INSTALL.docx
+++ b/docs/actions/QUICKSTART_INSTALL.docx
@@ -2,7 +2,7 @@
 <file path=word/document.xml><?xml version="1.0" encoding="utf-8"?>
 <w:document xmlns:w="http://schemas.openxmlformats.org/wordprocessingml/2006/main" xmlns:m="http://schemas.openxmlformats.org/officeDocument/2006/math" xmlns:r="http://schemas.openxmlformats.org/officeDocument/2006/relationships" xmlns:o="urn:schemas-microsoft-com:office:office" xmlns:v="urn:schemas-microsoft-com:vml" xmlns:w10="urn:schemas-microsoft-com:office:word" xmlns:a="http://schemas.openxmlformats.org/drawingml/2006/main" xmlns:pic="http://schemas.openxmlformats.org/drawingml/2006/picture" xmlns:wp="http://schemas.openxmlformats.org/drawingml/2006/wordprocessingDrawing">
   <w:body>
-    <w:bookmarkStart w:id="16" w:name="Xf1820a08e64c7869d6f09002df07737f64dd89d"/>
+    <w:bookmarkStart w:id="16" w:name="Xe0262eb10ee4d08e5d6aed91536597d0ce354d2"/>
     <w:p>
       <w:pPr>
         <w:pStyle w:val="Heading1"/>
@@ -347,7 +347,7 @@
         <w:t xml:space="preserve"> </w:t>
       </w:r>
       <w:r>
-        <w:t xml:space="preserve">and symlinked into every agent’s command directory, the free-form prompt hook is</w:t>
+        <w:t xml:space="preserve">and symlinked into every agent's command directory, the free-form prompt hook is</w:t>
       </w:r>
       <w:r>
         <w:t xml:space="preserve"> </w:t>
@@ -399,7 +399,7 @@
         <w:t xml:space="preserve"> </w:t>
       </w:r>
       <w:r>
-        <w:t xml:space="preserve">(a tool’s own success message is never</w:t>
+        <w:t xml:space="preserve">(a tool's own success message is never</w:t>
       </w:r>
       <w:r>
         <w:t xml:space="preserve"> </w:t>
@@ -748,7 +748,7 @@
         <w:pStyle w:val="FirstParagraph"/>
       </w:pPr>
       <w:r>
-        <w:t xml:space="preserve">Everything else still completes — the commands are generated, the other agents’</w:t>
+        <w:t xml:space="preserve">Everything else still completes — the commands are generated, the other agents'</w:t>
       </w:r>
       <w:r>
         <w:t xml:space="preserve"> </w:t>
@@ -990,7 +990,7 @@
         <w:rFonts w:asciiTheme="minorHAnsi" w:cstheme="minorBidi" w:eastAsiaTheme="minorEastAsia" w:hAnsiTheme="minorHAnsi"/>
         <w:sz w:val="24"/>
         <w:szCs w:val="24"/>
-        <w:lang w:bidi="ar-SA" w:eastAsia="zh-CN" w:val="en-US"/>
+        <w:lang w:bidi="ar-SA" w:eastAsia="zh-CN" w:val="en"/>
       </w:rPr>
     </w:rPrDefault>
     <w:pPrDefault>
@@ -1042,8 +1042,8 @@
     </w:pPr>
     <w:rPr>
       <w:rFonts w:asciiTheme="majorHAnsi" w:cstheme="majorBidi" w:eastAsiaTheme="majorEastAsia" w:hAnsiTheme="majorHAnsi"/>
-      <w:sz w:val="56"/>
-      <w:szCs w:val="56"/>
+      <w:sz w:val="40"/>
+      <w:szCs w:val="40"/>
     </w:rPr>
   </w:style>
   <w:style w:customStyle="1" w:styleId="TitleChar" w:type="character">
@@ -1177,8 +1177,8 @@
     <w:rPr>
       <w:rFonts w:asciiTheme="majorHAnsi" w:cstheme="majorBidi" w:eastAsiaTheme="majorEastAsia" w:hAnsiTheme="majorHAnsi"/>
       <w:color w:themeColor="accent1" w:themeShade="BF" w:val="0F4761"/>
-      <w:sz w:val="40"/>
-      <w:szCs w:val="40"/>
+      <w:sz w:val="32"/>
+      <w:szCs w:val="32"/>
     </w:rPr>
   </w:style>
   <w:style w:styleId="Heading2" w:type="paragraph">
@@ -1200,8 +1200,8 @@
     <w:rPr>
       <w:rFonts w:asciiTheme="majorHAnsi" w:cstheme="majorBidi" w:eastAsiaTheme="majorEastAsia" w:hAnsiTheme="majorHAnsi"/>
       <w:color w:themeColor="accent1" w:themeShade="BF" w:val="0F4761"/>
-      <w:sz w:val="32"/>
-      <w:szCs w:val="32"/>
+      <w:sz w:val="26"/>
+      <w:szCs w:val="26"/>
     </w:rPr>
   </w:style>
   <w:style w:styleId="Heading3" w:type="paragraph">
@@ -1223,8 +1223,8 @@
     <w:rPr>
       <w:rFonts w:cstheme="majorBidi" w:eastAsiaTheme="majorEastAsia"/>
       <w:color w:themeColor="accent1" w:themeShade="BF" w:val="0F4761"/>
-      <w:sz w:val="28"/>
-      <w:szCs w:val="28"/>
+      <w:sz w:val="24"/>
+      <w:szCs w:val="24"/>
     </w:rPr>
   </w:style>
   <w:style w:styleId="Heading4" w:type="paragraph">
@@ -1244,6 +1244,8 @@
       <w:outlineLvl w:val="3"/>
     </w:pPr>
     <w:rPr>
+      <w:sz w:val="22"/>
+      <w:szCs w:val="22"/>
       <w:rFonts w:cstheme="majorBidi" w:eastAsiaTheme="majorEastAsia"/>
       <w:i/>
       <w:iCs/>
